--- a/data/ai_paras/AI_para_118.docx
+++ b/data/ai_paras/AI_para_118.docx
@@ -4,7 +4,7 @@
   <w:body>
     <w:p>
       <w:r>
-        <w:t>The landscape of journalism has undergone a substantial transformation with the advent of digital news media, juxtaposing it against the established practices of traditional journalism. Traditional journalism, characterized by rigorous editorial standards and a reliance on print or broadcast mediums, contrasts sharply with the rapid, interactive nature of digital platforms. In the realm of content creation, traditional outlets emphasize investigative reporting and fact-checking, whereas digital media often prioritize speed and audience engagement. The methods of news distribution have similarly evolved, shifting from physical newspapers and scheduled broadcasts to instantaneous online updates and social media dissemination. These changes have also disrupted revenue models, with traditional journalism relying on advertising and subscriptions, while digital media explore alternative funding strategies. As both forms of journalism coexist, their impact on public discourse differs, creating opportunities for greater accessibility but also raising concerns over misinformation and the quality of public debate.</w:t>
+        <w:t>Traditional journalism and digital news media each offer distinct advantages and drawbacks, reflecting their adaptation to the evolving media landscape. Traditional journalism, with its rigorous editorial processes and fact-checking, maintains a commitment to accuracy and depth, thereby fostering public trust and credibility (Ref-s836183). However, its slower production cycle and reliance on physical distribution can limit its reach and immediacy compared to digital platforms. In contrast, digital news media excel in speed, accessibility, and audience engagement, providing real-time updates and interactive content; nevertheless, this rapid dissemination often compromises accuracy, contributing to the spread of misinformation (Ref-s836183). Additionally, while digital media's diverse revenue models, such as crowdfunding and native advertising, offer financial flexibility, they also present ethical challenges regarding the separation of editorial content from promotional material (Ref-s836183), highlighting the ongoing tension between financial imperatives and journalistic integrity.</w:t>
       </w:r>
     </w:p>
     <w:sectPr>
